--- a/notes_09Jun2023.docx
+++ b/notes_09Jun2023.docx
@@ -1738,6 +1738,127 @@
         </w:rPr>
         <w:t>Download the project from git:</w:t>
       </w:r>
+    </w:p>
+    <w:p>
+      <w:pPr>
+        <w:pStyle w:val="ListParagraph"/>
+        <w:ind w:left="1440"/>
+        <w:rPr>
+          <w:lang w:val="en-US"/>
+        </w:rPr>
+      </w:pPr>
+    </w:p>
+    <w:p>
+      <w:pPr>
+        <w:pStyle w:val="ListParagraph"/>
+        <w:pBdr>
+          <w:bottom w:val="single" w:sz="6" w:space="1" w:color="auto"/>
+        </w:pBdr>
+        <w:ind w:left="1440"/>
+        <w:rPr>
+          <w:lang w:val="en-US"/>
+        </w:rPr>
+      </w:pPr>
+      <w:r>
+        <w:rPr>
+          <w:lang w:val="en-US"/>
+        </w:rPr>
+        <w:t xml:space="preserve">Login, session attribute, Logout implemented in the same </w:t>
+      </w:r>
+      <w:proofErr w:type="spellStart"/>
+      <w:r>
+        <w:rPr>
+          <w:lang w:val="en-US"/>
+        </w:rPr>
+        <w:t>mvc</w:t>
+      </w:r>
+      <w:proofErr w:type="spellEnd"/>
+      <w:r>
+        <w:rPr>
+          <w:lang w:val="en-US"/>
+        </w:rPr>
+        <w:t xml:space="preserve"> validation project.</w:t>
+      </w:r>
+    </w:p>
+    <w:p>
+      <w:pPr>
+        <w:pStyle w:val="ListParagraph"/>
+        <w:ind w:left="1440"/>
+        <w:rPr>
+          <w:lang w:val="en-US"/>
+        </w:rPr>
+      </w:pPr>
+    </w:p>
+    <w:p>
+      <w:pPr>
+        <w:pStyle w:val="ListParagraph"/>
+        <w:ind w:left="1440"/>
+        <w:rPr>
+          <w:lang w:val="en-US"/>
+        </w:rPr>
+      </w:pPr>
+    </w:p>
+    <w:p>
+      <w:pPr>
+        <w:pStyle w:val="ListParagraph"/>
+        <w:ind w:left="1440"/>
+        <w:rPr>
+          <w:u w:val="single"/>
+          <w:lang w:val="en-US"/>
+        </w:rPr>
+      </w:pPr>
+      <w:r>
+        <w:rPr>
+          <w:u w:val="single"/>
+          <w:lang w:val="en-US"/>
+        </w:rPr>
+        <w:t>OWASP Top 10</w:t>
+      </w:r>
+    </w:p>
+    <w:p>
+      <w:pPr>
+        <w:pStyle w:val="ListParagraph"/>
+        <w:ind w:left="1440"/>
+        <w:rPr>
+          <w:lang w:val="en-US"/>
+        </w:rPr>
+      </w:pPr>
+    </w:p>
+    <w:p>
+      <w:pPr>
+        <w:pStyle w:val="ListParagraph"/>
+        <w:ind w:left="1440"/>
+        <w:rPr>
+          <w:lang w:val="en-US"/>
+        </w:rPr>
+      </w:pPr>
+    </w:p>
+    <w:p>
+      <w:pPr>
+        <w:pStyle w:val="ListParagraph"/>
+        <w:ind w:left="1440"/>
+        <w:rPr>
+          <w:lang w:val="en-US"/>
+        </w:rPr>
+      </w:pPr>
+    </w:p>
+    <w:p>
+      <w:pPr>
+        <w:pStyle w:val="ListParagraph"/>
+        <w:ind w:left="1440"/>
+        <w:rPr>
+          <w:lang w:val="en-US"/>
+        </w:rPr>
+      </w:pPr>
+    </w:p>
+    <w:p>
+      <w:pPr>
+        <w:pStyle w:val="ListParagraph"/>
+        <w:ind w:left="1440"/>
+        <w:rPr>
+          <w:lang w:val="en-US"/>
+        </w:rPr>
+      </w:pPr>
     </w:p>
     <w:sectPr>
       <w:pgSz w:w="11906" w:h="16838"/>
